--- a/PowerBI_Task1_Description.docx
+++ b/PowerBI_Task1_Description.docx
@@ -103,6 +103,9 @@
     </w:p>
     <w:p>
       <w:r>
+        <w:rPr>
+          <w:noProof/>
+        </w:rPr>
         <w:drawing>
           <wp:inline distT="0" distB="0" distL="0" distR="0" wp14:anchorId="153C8A5E" wp14:editId="6344519E">
             <wp:extent cx="6152515" cy="2769870"/>
@@ -188,6 +191,9 @@
     </w:p>
     <w:p>
       <w:r>
+        <w:rPr>
+          <w:noProof/>
+        </w:rPr>
         <w:drawing>
           <wp:inline distT="0" distB="0" distL="0" distR="0" wp14:anchorId="02E3FC53" wp14:editId="1D3395AD">
             <wp:extent cx="6152515" cy="1594485"/>
@@ -293,12 +299,30 @@
       </w:r>
     </w:p>
     <w:p>
+      <w:pPr>
+        <w:ind w:left="720"/>
+      </w:pPr>
+      <w:r>
+        <w:t>UPD: Name was</w:t>
+      </w:r>
+      <w:r>
+        <w:t xml:space="preserve"> </w:t>
+      </w:r>
+      <w:r>
+        <w:t>fixed</w:t>
+      </w:r>
+      <w:r>
+        <w:br/>
+        <w:t>Also, deleted rename step</w:t>
+      </w:r>
+    </w:p>
+    <w:p>
       <w:r>
         <w:drawing>
-          <wp:inline distT="0" distB="0" distL="0" distR="0" wp14:anchorId="2ACB9830" wp14:editId="12889F4E">
-            <wp:extent cx="6152515" cy="1546225"/>
+          <wp:inline distT="0" distB="0" distL="0" distR="0" wp14:anchorId="6FCA979C" wp14:editId="5917189F">
+            <wp:extent cx="6152515" cy="1281430"/>
             <wp:effectExtent l="0" t="0" r="635" b="0"/>
-            <wp:docPr id="876168982" name="Picture 1"/>
+            <wp:docPr id="1594990148" name="Picture 1"/>
             <wp:cNvGraphicFramePr>
               <a:graphicFrameLocks xmlns:a="http://schemas.openxmlformats.org/drawingml/2006/main" noChangeAspect="1"/>
             </wp:cNvGraphicFramePr>
@@ -306,7 +330,7 @@
               <a:graphicData uri="http://schemas.openxmlformats.org/drawingml/2006/picture">
                 <pic:pic xmlns:pic="http://schemas.openxmlformats.org/drawingml/2006/picture">
                   <pic:nvPicPr>
-                    <pic:cNvPr id="876168982" name=""/>
+                    <pic:cNvPr id="1594990148" name=""/>
                     <pic:cNvPicPr/>
                   </pic:nvPicPr>
                   <pic:blipFill>
@@ -318,7 +342,7 @@
                   <pic:spPr>
                     <a:xfrm>
                       <a:off x="0" y="0"/>
-                      <a:ext cx="6152515" cy="1546225"/>
+                      <a:ext cx="6152515" cy="1281430"/>
                     </a:xfrm>
                     <a:prstGeom prst="rect">
                       <a:avLst/>
@@ -373,6 +397,9 @@
     </w:p>
     <w:p>
       <w:r>
+        <w:rPr>
+          <w:noProof/>
+        </w:rPr>
         <w:drawing>
           <wp:inline distT="0" distB="0" distL="0" distR="0" wp14:anchorId="0669A03A" wp14:editId="5C72E971">
             <wp:extent cx="6152515" cy="2729230"/>
@@ -505,11 +532,23 @@
     </w:p>
     <w:p>
       <w:r>
+        <w:rPr>
+          <w:noProof/>
+        </w:rPr>
+        <w:t>UPD: without rename step</w:t>
+      </w:r>
+      <w:r>
+        <w:rPr>
+          <w:noProof/>
+        </w:rPr>
+        <w:br/>
+      </w:r>
+      <w:r>
         <w:drawing>
-          <wp:inline distT="0" distB="0" distL="0" distR="0" wp14:anchorId="5B0D439C" wp14:editId="7FD9BEBA">
-            <wp:extent cx="6152515" cy="3090545"/>
+          <wp:inline distT="0" distB="0" distL="0" distR="0" wp14:anchorId="0FA12FB8" wp14:editId="505AA294">
+            <wp:extent cx="6152515" cy="1085850"/>
             <wp:effectExtent l="0" t="0" r="635" b="0"/>
-            <wp:docPr id="1805303775" name="Picture 1" descr="A screenshot of a computer&#10;&#10;AI-generated content may be incorrect."/>
+            <wp:docPr id="171728783" name="Picture 1"/>
             <wp:cNvGraphicFramePr>
               <a:graphicFrameLocks xmlns:a="http://schemas.openxmlformats.org/drawingml/2006/main" noChangeAspect="1"/>
             </wp:cNvGraphicFramePr>
@@ -517,7 +556,7 @@
               <a:graphicData uri="http://schemas.openxmlformats.org/drawingml/2006/picture">
                 <pic:pic xmlns:pic="http://schemas.openxmlformats.org/drawingml/2006/picture">
                   <pic:nvPicPr>
-                    <pic:cNvPr id="1805303775" name="Picture 1" descr="A screenshot of a computer&#10;&#10;AI-generated content may be incorrect."/>
+                    <pic:cNvPr id="171728783" name=""/>
                     <pic:cNvPicPr/>
                   </pic:nvPicPr>
                   <pic:blipFill>
@@ -529,7 +568,7 @@
                   <pic:spPr>
                     <a:xfrm>
                       <a:off x="0" y="0"/>
-                      <a:ext cx="6152515" cy="3090545"/>
+                      <a:ext cx="6152515" cy="1085850"/>
                     </a:xfrm>
                     <a:prstGeom prst="rect">
                       <a:avLst/>
@@ -666,7 +705,9 @@
     </w:p>
     <w:p>
       <w:r>
-        <w:lastRenderedPageBreak/>
+        <w:rPr>
+          <w:noProof/>
+        </w:rPr>
         <w:drawing>
           <wp:inline distT="0" distB="0" distL="0" distR="0" wp14:anchorId="75999295" wp14:editId="527104B2">
             <wp:extent cx="6152515" cy="2435860"/>
@@ -715,15 +756,8 @@
         </w:numPr>
       </w:pPr>
       <w:r>
-        <w:t xml:space="preserve">Choose </w:t>
-      </w:r>
-      <w:proofErr w:type="gramStart"/>
-      <w:r>
-        <w:t>column ‘</w:t>
-      </w:r>
-      <w:proofErr w:type="gramEnd"/>
-      <w:r>
-        <w:t>Order Year</w:t>
+        <w:lastRenderedPageBreak/>
+        <w:t>Choose column ‘Order Year</w:t>
       </w:r>
       <w:proofErr w:type="gramStart"/>
       <w:r>
@@ -772,6 +806,9 @@
         <w:ind w:left="360"/>
       </w:pPr>
       <w:r>
+        <w:rPr>
+          <w:noProof/>
+        </w:rPr>
         <w:drawing>
           <wp:inline distT="0" distB="0" distL="0" distR="0" wp14:anchorId="2126951D" wp14:editId="79E7FCF2">
             <wp:extent cx="6152515" cy="1924050"/>
@@ -949,7 +986,6 @@
         </w:numPr>
       </w:pPr>
       <w:r>
-        <w:lastRenderedPageBreak/>
         <w:t>On the </w:t>
       </w:r>
       <w:r>
@@ -1083,97 +1119,95 @@
         <w:t> </w:t>
       </w:r>
     </w:p>
+    <w:p/>
+    <w:p>
+      <w:r>
+        <w:t>For country I joined two tables based on country key.</w:t>
+      </w:r>
+    </w:p>
+    <w:p>
+      <w:r>
+        <w:lastRenderedPageBreak/>
+        <w:t xml:space="preserve"> </w:t>
+      </w:r>
+      <w:r>
+        <w:t xml:space="preserve">For </w:t>
+      </w:r>
+      <w:proofErr w:type="spellStart"/>
+      <w:r>
+        <w:t>DimProductCategory</w:t>
+      </w:r>
+      <w:proofErr w:type="spellEnd"/>
+      <w:r>
+        <w:t xml:space="preserve">, first I joined </w:t>
+      </w:r>
+      <w:proofErr w:type="spellStart"/>
+      <w:r>
+        <w:t>SalesByCountry</w:t>
+      </w:r>
+      <w:proofErr w:type="spellEnd"/>
+      <w:r>
+        <w:t xml:space="preserve"> with </w:t>
+      </w:r>
+      <w:proofErr w:type="spellStart"/>
+      <w:r>
+        <w:t>DimProduct</w:t>
+      </w:r>
+      <w:proofErr w:type="spellEnd"/>
+      <w:r>
+        <w:t xml:space="preserve"> by </w:t>
+      </w:r>
+      <w:proofErr w:type="spellStart"/>
+      <w:r>
+        <w:t>ProductKey</w:t>
+      </w:r>
+      <w:proofErr w:type="spellEnd"/>
+      <w:r>
+        <w:t xml:space="preserve">. Then I expanded the product, found the subcategory table, expanded it, and then found the category table and expanded that as well. After that, using </w:t>
+      </w:r>
+      <w:proofErr w:type="spellStart"/>
+      <w:r>
+        <w:t>EnglishProductCategory</w:t>
+      </w:r>
+      <w:proofErr w:type="spellEnd"/>
+      <w:r>
+        <w:t xml:space="preserve"> which I </w:t>
+      </w:r>
+      <w:proofErr w:type="gramStart"/>
+      <w:r>
+        <w:t>found,</w:t>
+      </w:r>
+      <w:proofErr w:type="gramEnd"/>
+      <w:r>
+        <w:t xml:space="preserve"> I joined </w:t>
+      </w:r>
+      <w:proofErr w:type="spellStart"/>
+      <w:r>
+        <w:t>DimProductCategory</w:t>
+      </w:r>
+      <w:proofErr w:type="spellEnd"/>
+      <w:r>
+        <w:t xml:space="preserve"> with </w:t>
+      </w:r>
+      <w:proofErr w:type="spellStart"/>
+      <w:r>
+        <w:t>SalesByCountry</w:t>
+      </w:r>
+      <w:proofErr w:type="spellEnd"/>
+      <w:r>
+        <w:t>.</w:t>
+      </w:r>
+    </w:p>
     <w:p>
       <w:pPr>
         <w:rPr>
           <w:lang w:val="ru-RU"/>
         </w:rPr>
       </w:pPr>
-    </w:p>
-    <w:p>
-      <w:r>
-        <w:t>For country I joined two tables based on country key.</w:t>
-      </w:r>
-    </w:p>
-    <w:p>
-      <w:r>
-        <w:t xml:space="preserve"> </w:t>
-      </w:r>
-      <w:r>
-        <w:t xml:space="preserve">For </w:t>
-      </w:r>
-      <w:proofErr w:type="spellStart"/>
-      <w:r>
-        <w:t>DimProductCategory</w:t>
-      </w:r>
-      <w:proofErr w:type="spellEnd"/>
-      <w:r>
-        <w:t xml:space="preserve">, first I joined </w:t>
-      </w:r>
-      <w:proofErr w:type="spellStart"/>
-      <w:r>
-        <w:t>SalesByCountry</w:t>
-      </w:r>
-      <w:proofErr w:type="spellEnd"/>
-      <w:r>
-        <w:t xml:space="preserve"> with </w:t>
-      </w:r>
-      <w:proofErr w:type="spellStart"/>
-      <w:r>
-        <w:t>DimProduct</w:t>
-      </w:r>
-      <w:proofErr w:type="spellEnd"/>
-      <w:r>
-        <w:t xml:space="preserve"> by </w:t>
-      </w:r>
-      <w:proofErr w:type="spellStart"/>
-      <w:r>
-        <w:t>ProductKey</w:t>
-      </w:r>
-      <w:proofErr w:type="spellEnd"/>
-      <w:r>
-        <w:t xml:space="preserve">. Then I expanded the product, found the subcategory table, expanded it, and then found the category table and expanded that as well. After that, using </w:t>
-      </w:r>
-      <w:proofErr w:type="spellStart"/>
-      <w:r>
-        <w:t>EnglishProductCategory</w:t>
-      </w:r>
-      <w:proofErr w:type="spellEnd"/>
-      <w:r>
-        <w:t xml:space="preserve"> which I </w:t>
-      </w:r>
-      <w:proofErr w:type="gramStart"/>
-      <w:r>
-        <w:t>found,</w:t>
-      </w:r>
-      <w:proofErr w:type="gramEnd"/>
-      <w:r>
-        <w:t xml:space="preserve"> I joined </w:t>
-      </w:r>
-      <w:proofErr w:type="spellStart"/>
-      <w:r>
-        <w:t>DimProductCategory</w:t>
-      </w:r>
-      <w:proofErr w:type="spellEnd"/>
-      <w:r>
-        <w:t xml:space="preserve"> with </w:t>
-      </w:r>
-      <w:proofErr w:type="spellStart"/>
-      <w:r>
-        <w:t>SalesByCountry</w:t>
-      </w:r>
-      <w:proofErr w:type="spellEnd"/>
-      <w:r>
-        <w:t>.</w:t>
-      </w:r>
-    </w:p>
-    <w:p>
-      <w:pPr>
+      <w:r>
         <w:rPr>
-          <w:lang w:val="ru-RU"/>
+          <w:noProof/>
         </w:rPr>
-      </w:pPr>
-      <w:r>
         <w:drawing>
           <wp:inline distT="0" distB="0" distL="0" distR="0" wp14:anchorId="2F45E2BD" wp14:editId="462E6CE8">
             <wp:extent cx="6152515" cy="2684780"/>
@@ -1226,6 +1260,7 @@
       </w:pPr>
       <w:r>
         <w:rPr>
+          <w:noProof/>
           <w:lang w:val="ru-RU"/>
         </w:rPr>
         <w:drawing>
@@ -1274,7 +1309,6 @@
         </w:numPr>
       </w:pPr>
       <w:r>
-        <w:lastRenderedPageBreak/>
         <w:t>GROUPING DATA </w:t>
       </w:r>
     </w:p>
@@ -1350,21 +1384,12 @@
       <w:r>
         <w:t>Set the columns ‘Order Year’, ‘SalesTerritoryCountry’ and’ EnglishProductCategoryName’ as grouping columns by using </w:t>
       </w:r>
-      <w:proofErr w:type="gramStart"/>
       <w:r>
         <w:rPr>
           <w:b/>
           <w:bCs/>
         </w:rPr>
-        <w:t>Add</w:t>
-      </w:r>
-      <w:proofErr w:type="gramEnd"/>
-      <w:r>
-        <w:rPr>
-          <w:b/>
-          <w:bCs/>
-        </w:rPr>
-        <w:t xml:space="preserve"> grouping</w:t>
+        <w:t>Add grouping</w:t>
       </w:r>
       <w:r>
         <w:t> button. </w:t>
@@ -1474,6 +1499,7 @@
     </w:p>
     <w:p>
       <w:r>
+        <w:lastRenderedPageBreak/>
         <w:t>I grouped the data by:</w:t>
       </w:r>
     </w:p>
@@ -1529,6 +1555,9 @@
     </w:p>
     <w:p>
       <w:r>
+        <w:rPr>
+          <w:noProof/>
+        </w:rPr>
         <w:drawing>
           <wp:inline distT="0" distB="0" distL="0" distR="0" wp14:anchorId="33A0AA61" wp14:editId="6EB459CC">
             <wp:extent cx="6152515" cy="3054985"/>
@@ -1586,7 +1615,6 @@
         </w:numPr>
       </w:pPr>
       <w:r>
-        <w:lastRenderedPageBreak/>
         <w:t xml:space="preserve">Press Close &amp; Apply button on the </w:t>
       </w:r>
       <w:proofErr w:type="gramStart"/>
@@ -1675,6 +1703,10 @@
     </w:p>
     <w:p>
       <w:r>
+        <w:rPr>
+          <w:noProof/>
+        </w:rPr>
+        <w:lastRenderedPageBreak/>
         <w:drawing>
           <wp:inline distT="0" distB="0" distL="0" distR="0" wp14:anchorId="39B6A3B0" wp14:editId="2EB27101">
             <wp:extent cx="4715533" cy="2857899"/>
@@ -1730,56 +1762,247 @@
       </w:r>
       <w:proofErr w:type="gramEnd"/>
       <w:r>
-        <w:t xml:space="preserve"> in </w:t>
+        <w:t xml:space="preserve"> in source will </w:t>
       </w:r>
       <w:proofErr w:type="gramStart"/>
       <w:r>
-        <w:t>source</w:t>
+        <w:t>applied here</w:t>
       </w:r>
       <w:proofErr w:type="gramEnd"/>
       <w:r>
-        <w:t xml:space="preserve"> will </w:t>
+        <w:t xml:space="preserve"> </w:t>
       </w:r>
       <w:proofErr w:type="gramStart"/>
       <w:r>
-        <w:t>applied here</w:t>
+        <w:t>to,</w:t>
       </w:r>
       <w:proofErr w:type="gramEnd"/>
       <w:r>
+        <w:t xml:space="preserve"> cause direct query </w:t>
+      </w:r>
+      <w:proofErr w:type="gramStart"/>
+      <w:r>
+        <w:t>connect</w:t>
+      </w:r>
+      <w:proofErr w:type="gramEnd"/>
+      <w:r>
+        <w:t xml:space="preserve"> live to the data source.</w:t>
+      </w:r>
+    </w:p>
+    <w:p>
+      <w:r>
+        <w:t>Import is just a copy.</w:t>
+      </w:r>
+    </w:p>
+    <w:p>
+      <w:r>
+        <w:t>Also, while repeating tasks with direct query I didn’t see differences.</w:t>
+      </w:r>
+    </w:p>
+    <w:p>
+      <w:r>
+        <w:t>UPD:</w:t>
+      </w:r>
+    </w:p>
+    <w:p>
+      <w:pPr>
+        <w:numPr>
+          <w:ilvl w:val="0"/>
+          <w:numId w:val="28"/>
+        </w:numPr>
+      </w:pPr>
+      <w:r>
+        <w:t xml:space="preserve">In which </w:t>
+      </w:r>
+      <w:proofErr w:type="gramStart"/>
+      <w:r>
+        <w:t>approach</w:t>
+      </w:r>
+      <w:proofErr w:type="gramEnd"/>
+      <w:r>
+        <w:t xml:space="preserve"> we </w:t>
+      </w:r>
+      <w:proofErr w:type="gramStart"/>
+      <w:r>
+        <w:t>downloading</w:t>
+      </w:r>
+      <w:proofErr w:type="gramEnd"/>
+      <w:r>
+        <w:t xml:space="preserve"> data?</w:t>
+      </w:r>
+    </w:p>
+    <w:p>
+      <w:r>
+        <w:t xml:space="preserve">We download data in the </w:t>
+      </w:r>
+      <w:r>
+        <w:t>Import</w:t>
+      </w:r>
+      <w:r>
+        <w:t xml:space="preserve"> approach because we copy the data from the source into the Power BI model. In the </w:t>
+      </w:r>
+      <w:proofErr w:type="spellStart"/>
+      <w:r>
+        <w:t>DirectQuery</w:t>
+      </w:r>
+      <w:proofErr w:type="spellEnd"/>
+      <w:r>
+        <w:t xml:space="preserve"> approach, we connect live to the data source and retrieve the data only when accessing the data</w:t>
+      </w:r>
+      <w:r>
+        <w:t>(report).</w:t>
+      </w:r>
+    </w:p>
+    <w:p>
+      <w:pPr>
+        <w:pStyle w:val="ListParagraph"/>
+        <w:numPr>
+          <w:ilvl w:val="0"/>
+          <w:numId w:val="29"/>
+        </w:numPr>
+      </w:pPr>
+      <w:r>
+        <w:t>Data refresh - is it needed, in which approach?</w:t>
+      </w:r>
+    </w:p>
+    <w:p>
+      <w:pPr>
+        <w:ind w:left="360"/>
+      </w:pPr>
+      <w:r>
+        <w:t>Data refresh is needed in the Import approach because Import stores a copy of the data as of a specific date.</w:t>
+      </w:r>
+      <w:r>
+        <w:br/>
+        <w:t>For example, if we imported the data on 06.08.2025 and built a report, then on 09.08.2025 we would need to refresh the data because it may have changed in the source.</w:t>
+      </w:r>
+    </w:p>
+    <w:p>
+      <w:pPr>
+        <w:ind w:left="360"/>
+      </w:pPr>
+      <w:r>
+        <w:t xml:space="preserve">In </w:t>
+      </w:r>
+      <w:proofErr w:type="spellStart"/>
+      <w:r>
+        <w:t>DirectQuery</w:t>
+      </w:r>
+      <w:proofErr w:type="spellEnd"/>
+      <w:r>
+        <w:t>, a scheduled data refresh is not required for keeping the data up to date, because queries are sent to the source each time the report is used.</w:t>
+      </w:r>
+    </w:p>
+    <w:p>
+      <w:pPr>
+        <w:pStyle w:val="ListParagraph"/>
+        <w:numPr>
+          <w:ilvl w:val="0"/>
+          <w:numId w:val="29"/>
+        </w:numPr>
+      </w:pPr>
+      <w:r>
+        <w:t>Which approach works faster?</w:t>
+      </w:r>
+    </w:p>
+    <w:p>
+      <w:pPr>
+        <w:pStyle w:val="ListParagraph"/>
+      </w:pPr>
+      <w:r>
+        <w:t>Import works faster cause data are stored in memory.</w:t>
+      </w:r>
+    </w:p>
+    <w:p>
+      <w:pPr>
+        <w:pStyle w:val="ListParagraph"/>
+      </w:pPr>
+      <w:r>
+        <w:t xml:space="preserve">While in </w:t>
+      </w:r>
+      <w:proofErr w:type="spellStart"/>
+      <w:r>
+        <w:t>directequery</w:t>
+      </w:r>
+      <w:proofErr w:type="spellEnd"/>
+      <w:r>
+        <w:t xml:space="preserve"> approach we need to get data from external source.</w:t>
+      </w:r>
+    </w:p>
+    <w:p>
+      <w:pPr>
+        <w:numPr>
+          <w:ilvl w:val="0"/>
+          <w:numId w:val="28"/>
+        </w:numPr>
+      </w:pPr>
+      <w:r>
+        <w:t>Limitations for each approach (Can we build Power Query/Calculate DAX)?</w:t>
+      </w:r>
+    </w:p>
+    <w:p>
+      <w:r>
+        <w:lastRenderedPageBreak/>
+        <w:t>Import approach:</w:t>
+      </w:r>
+    </w:p>
+    <w:p>
+      <w:pPr>
+        <w:ind w:left="360"/>
+      </w:pPr>
+      <w:r>
+        <w:t>Power Query: All transformations are available.</w:t>
+      </w:r>
+    </w:p>
+    <w:p>
+      <w:pPr>
+        <w:ind w:left="360"/>
+      </w:pPr>
+      <w:r>
+        <w:t>DAX: All DAX functions are supported, including calculated tables, calculated columns, and complex measures.</w:t>
+      </w:r>
+    </w:p>
+    <w:p>
+      <w:proofErr w:type="spellStart"/>
+      <w:r>
+        <w:t>DirectQuery</w:t>
+      </w:r>
+      <w:proofErr w:type="spellEnd"/>
+      <w:r>
         <w:t xml:space="preserve"> </w:t>
       </w:r>
-      <w:proofErr w:type="gramStart"/>
-      <w:r>
-        <w:t>to,</w:t>
-      </w:r>
-      <w:proofErr w:type="gramEnd"/>
-      <w:r>
-        <w:t xml:space="preserve"> cause direct query </w:t>
-      </w:r>
-      <w:proofErr w:type="gramStart"/>
-      <w:r>
-        <w:t>connect</w:t>
-      </w:r>
-      <w:proofErr w:type="gramEnd"/>
-      <w:r>
-        <w:t xml:space="preserve"> live to the data source.</w:t>
-      </w:r>
-    </w:p>
-    <w:p>
-      <w:r>
-        <w:t>Import is just a copy.</w:t>
-      </w:r>
-    </w:p>
-    <w:p>
-      <w:r>
-        <w:t>Also, while repeating tasks with direct query I didn’t see differences.</w:t>
-      </w:r>
-    </w:p>
-    <w:p/>
-    <w:p/>
-    <w:p/>
-    <w:p/>
-    <w:p/>
+      <w:r>
+        <w:t>approach:</w:t>
+      </w:r>
+    </w:p>
+    <w:p>
+      <w:pPr>
+        <w:ind w:left="360"/>
+      </w:pPr>
+      <w:r>
+        <w:t xml:space="preserve">Power Query: Limited transformations — all steps must be translated into source </w:t>
+      </w:r>
+      <w:r>
+        <w:t>querie</w:t>
+      </w:r>
+      <w:r>
+        <w:t>s</w:t>
+      </w:r>
+      <w:r>
+        <w:t xml:space="preserve"> (</w:t>
+      </w:r>
+      <w:r>
+        <w:t>usually SQL). Some complex transformations are not supported or must be performed in the source system.</w:t>
+      </w:r>
+    </w:p>
+    <w:p>
+      <w:pPr>
+        <w:ind w:left="360"/>
+      </w:pPr>
+      <w:r>
+        <w:t xml:space="preserve">DAX: Not all functions are available. Calculated tables and some calculated columns are restricted. </w:t>
+      </w:r>
+    </w:p>
     <w:p/>
     <w:p>
       <w:pPr>
@@ -1790,7 +2013,6 @@
         </w:numPr>
       </w:pPr>
       <w:r>
-        <w:lastRenderedPageBreak/>
         <w:t>WORKING WITH POWER BI MODEL </w:t>
       </w:r>
     </w:p>
@@ -1823,6 +2045,9 @@
     </w:p>
     <w:p>
       <w:r>
+        <w:rPr>
+          <w:noProof/>
+        </w:rPr>
         <w:drawing>
           <wp:inline distT="0" distB="0" distL="0" distR="0" wp14:anchorId="0FB22ED1" wp14:editId="74A7BB4A">
             <wp:extent cx="6152515" cy="3107055"/>
@@ -1860,6 +2085,86 @@
         </w:drawing>
       </w:r>
     </w:p>
+    <w:p/>
+    <w:p>
+      <w:r>
+        <w:lastRenderedPageBreak/>
+        <w:drawing>
+          <wp:inline distT="0" distB="0" distL="0" distR="0" wp14:anchorId="2D39CD61" wp14:editId="2E08C57A">
+            <wp:extent cx="6152515" cy="619125"/>
+            <wp:effectExtent l="0" t="0" r="635" b="9525"/>
+            <wp:docPr id="962564901" name="Picture 1"/>
+            <wp:cNvGraphicFramePr>
+              <a:graphicFrameLocks xmlns:a="http://schemas.openxmlformats.org/drawingml/2006/main" noChangeAspect="1"/>
+            </wp:cNvGraphicFramePr>
+            <a:graphic xmlns:a="http://schemas.openxmlformats.org/drawingml/2006/main">
+              <a:graphicData uri="http://schemas.openxmlformats.org/drawingml/2006/picture">
+                <pic:pic xmlns:pic="http://schemas.openxmlformats.org/drawingml/2006/picture">
+                  <pic:nvPicPr>
+                    <pic:cNvPr id="962564901" name=""/>
+                    <pic:cNvPicPr/>
+                  </pic:nvPicPr>
+                  <pic:blipFill>
+                    <a:blip r:embed="rId17"/>
+                    <a:stretch>
+                      <a:fillRect/>
+                    </a:stretch>
+                  </pic:blipFill>
+                  <pic:spPr>
+                    <a:xfrm>
+                      <a:off x="0" y="0"/>
+                      <a:ext cx="6152515" cy="619125"/>
+                    </a:xfrm>
+                    <a:prstGeom prst="rect">
+                      <a:avLst/>
+                    </a:prstGeom>
+                  </pic:spPr>
+                </pic:pic>
+              </a:graphicData>
+            </a:graphic>
+          </wp:inline>
+        </w:drawing>
+      </w:r>
+    </w:p>
+    <w:p>
+      <w:r>
+        <w:drawing>
+          <wp:inline distT="0" distB="0" distL="0" distR="0" wp14:anchorId="753AB0E4" wp14:editId="56D1E003">
+            <wp:extent cx="6152515" cy="3036570"/>
+            <wp:effectExtent l="0" t="0" r="635" b="0"/>
+            <wp:docPr id="692008979" name="Picture 1" descr="A screenshot of a computer screen&#10;&#10;AI-generated content may be incorrect."/>
+            <wp:cNvGraphicFramePr>
+              <a:graphicFrameLocks xmlns:a="http://schemas.openxmlformats.org/drawingml/2006/main" noChangeAspect="1"/>
+            </wp:cNvGraphicFramePr>
+            <a:graphic xmlns:a="http://schemas.openxmlformats.org/drawingml/2006/main">
+              <a:graphicData uri="http://schemas.openxmlformats.org/drawingml/2006/picture">
+                <pic:pic xmlns:pic="http://schemas.openxmlformats.org/drawingml/2006/picture">
+                  <pic:nvPicPr>
+                    <pic:cNvPr id="692008979" name="Picture 1" descr="A screenshot of a computer screen&#10;&#10;AI-generated content may be incorrect."/>
+                    <pic:cNvPicPr/>
+                  </pic:nvPicPr>
+                  <pic:blipFill>
+                    <a:blip r:embed="rId18"/>
+                    <a:stretch>
+                      <a:fillRect/>
+                    </a:stretch>
+                  </pic:blipFill>
+                  <pic:spPr>
+                    <a:xfrm>
+                      <a:off x="0" y="0"/>
+                      <a:ext cx="6152515" cy="3036570"/>
+                    </a:xfrm>
+                    <a:prstGeom prst="rect">
+                      <a:avLst/>
+                    </a:prstGeom>
+                  </pic:spPr>
+                </pic:pic>
+              </a:graphicData>
+            </a:graphic>
+          </wp:inline>
+        </w:drawing>
+      </w:r>
+    </w:p>
     <w:sectPr>
       <w:pgSz w:w="12240" w:h="15840"/>
       <w:pgMar w:top="1134" w:right="850" w:bottom="1134" w:left="1701" w:header="720" w:footer="720" w:gutter="0"/>
@@ -2313,6 +2618,119 @@
     </w:lvl>
   </w:abstractNum>
   <w:abstractNum w:abstractNumId="4" w15:restartNumberingAfterBreak="0">
+    <w:nsid w:val="14320166"/>
+    <w:multiLevelType w:val="hybridMultilevel"/>
+    <w:tmpl w:val="D7AC889E"/>
+    <w:lvl w:ilvl="0" w:tplc="04090001">
+      <w:start w:val="1"/>
+      <w:numFmt w:val="bullet"/>
+      <w:lvlText w:val=""/>
+      <w:lvlJc w:val="left"/>
+      <w:pPr>
+        <w:ind w:left="720" w:hanging="360"/>
+      </w:pPr>
+      <w:rPr>
+        <w:rFonts w:ascii="Symbol" w:hAnsi="Symbol" w:hint="default"/>
+      </w:rPr>
+    </w:lvl>
+    <w:lvl w:ilvl="1" w:tplc="04090003" w:tentative="1">
+      <w:start w:val="1"/>
+      <w:numFmt w:val="bullet"/>
+      <w:lvlText w:val="o"/>
+      <w:lvlJc w:val="left"/>
+      <w:pPr>
+        <w:ind w:left="1440" w:hanging="360"/>
+      </w:pPr>
+      <w:rPr>
+        <w:rFonts w:ascii="Courier New" w:hAnsi="Courier New" w:cs="Courier New" w:hint="default"/>
+      </w:rPr>
+    </w:lvl>
+    <w:lvl w:ilvl="2" w:tplc="04090005" w:tentative="1">
+      <w:start w:val="1"/>
+      <w:numFmt w:val="bullet"/>
+      <w:lvlText w:val=""/>
+      <w:lvlJc w:val="left"/>
+      <w:pPr>
+        <w:ind w:left="2160" w:hanging="360"/>
+      </w:pPr>
+      <w:rPr>
+        <w:rFonts w:ascii="Wingdings" w:hAnsi="Wingdings" w:hint="default"/>
+      </w:rPr>
+    </w:lvl>
+    <w:lvl w:ilvl="3" w:tplc="04090001" w:tentative="1">
+      <w:start w:val="1"/>
+      <w:numFmt w:val="bullet"/>
+      <w:lvlText w:val=""/>
+      <w:lvlJc w:val="left"/>
+      <w:pPr>
+        <w:ind w:left="2880" w:hanging="360"/>
+      </w:pPr>
+      <w:rPr>
+        <w:rFonts w:ascii="Symbol" w:hAnsi="Symbol" w:hint="default"/>
+      </w:rPr>
+    </w:lvl>
+    <w:lvl w:ilvl="4" w:tplc="04090003" w:tentative="1">
+      <w:start w:val="1"/>
+      <w:numFmt w:val="bullet"/>
+      <w:lvlText w:val="o"/>
+      <w:lvlJc w:val="left"/>
+      <w:pPr>
+        <w:ind w:left="3600" w:hanging="360"/>
+      </w:pPr>
+      <w:rPr>
+        <w:rFonts w:ascii="Courier New" w:hAnsi="Courier New" w:cs="Courier New" w:hint="default"/>
+      </w:rPr>
+    </w:lvl>
+    <w:lvl w:ilvl="5" w:tplc="04090005" w:tentative="1">
+      <w:start w:val="1"/>
+      <w:numFmt w:val="bullet"/>
+      <w:lvlText w:val=""/>
+      <w:lvlJc w:val="left"/>
+      <w:pPr>
+        <w:ind w:left="4320" w:hanging="360"/>
+      </w:pPr>
+      <w:rPr>
+        <w:rFonts w:ascii="Wingdings" w:hAnsi="Wingdings" w:hint="default"/>
+      </w:rPr>
+    </w:lvl>
+    <w:lvl w:ilvl="6" w:tplc="04090001" w:tentative="1">
+      <w:start w:val="1"/>
+      <w:numFmt w:val="bullet"/>
+      <w:lvlText w:val=""/>
+      <w:lvlJc w:val="left"/>
+      <w:pPr>
+        <w:ind w:left="5040" w:hanging="360"/>
+      </w:pPr>
+      <w:rPr>
+        <w:rFonts w:ascii="Symbol" w:hAnsi="Symbol" w:hint="default"/>
+      </w:rPr>
+    </w:lvl>
+    <w:lvl w:ilvl="7" w:tplc="04090003" w:tentative="1">
+      <w:start w:val="1"/>
+      <w:numFmt w:val="bullet"/>
+      <w:lvlText w:val="o"/>
+      <w:lvlJc w:val="left"/>
+      <w:pPr>
+        <w:ind w:left="5760" w:hanging="360"/>
+      </w:pPr>
+      <w:rPr>
+        <w:rFonts w:ascii="Courier New" w:hAnsi="Courier New" w:cs="Courier New" w:hint="default"/>
+      </w:rPr>
+    </w:lvl>
+    <w:lvl w:ilvl="8" w:tplc="04090005" w:tentative="1">
+      <w:start w:val="1"/>
+      <w:numFmt w:val="bullet"/>
+      <w:lvlText w:val=""/>
+      <w:lvlJc w:val="left"/>
+      <w:pPr>
+        <w:ind w:left="6480" w:hanging="360"/>
+      </w:pPr>
+      <w:rPr>
+        <w:rFonts w:ascii="Wingdings" w:hAnsi="Wingdings" w:hint="default"/>
+      </w:rPr>
+    </w:lvl>
+  </w:abstractNum>
+  <w:abstractNum w:abstractNumId="5" w15:restartNumberingAfterBreak="0">
     <w:nsid w:val="195D43B9"/>
     <w:multiLevelType w:val="multilevel"/>
     <w:tmpl w:val="CAD271F8"/>
@@ -2428,7 +2846,7 @@
       </w:pPr>
     </w:lvl>
   </w:abstractNum>
-  <w:abstractNum w:abstractNumId="5" w15:restartNumberingAfterBreak="0">
+  <w:abstractNum w:abstractNumId="6" w15:restartNumberingAfterBreak="0">
     <w:nsid w:val="1D254089"/>
     <w:multiLevelType w:val="multilevel"/>
     <w:tmpl w:val="FC58512C"/>
@@ -2577,7 +2995,7 @@
       </w:rPr>
     </w:lvl>
   </w:abstractNum>
-  <w:abstractNum w:abstractNumId="6" w15:restartNumberingAfterBreak="0">
+  <w:abstractNum w:abstractNumId="7" w15:restartNumberingAfterBreak="0">
     <w:nsid w:val="215D14E6"/>
     <w:multiLevelType w:val="multilevel"/>
     <w:tmpl w:val="E94CAAB4"/>
@@ -2726,7 +3144,7 @@
       </w:rPr>
     </w:lvl>
   </w:abstractNum>
-  <w:abstractNum w:abstractNumId="7" w15:restartNumberingAfterBreak="0">
+  <w:abstractNum w:abstractNumId="8" w15:restartNumberingAfterBreak="0">
     <w:nsid w:val="27F35BF9"/>
     <w:multiLevelType w:val="hybridMultilevel"/>
     <w:tmpl w:val="76C26492"/>
@@ -2815,7 +3233,7 @@
       </w:pPr>
     </w:lvl>
   </w:abstractNum>
-  <w:abstractNum w:abstractNumId="8" w15:restartNumberingAfterBreak="0">
+  <w:abstractNum w:abstractNumId="9" w15:restartNumberingAfterBreak="0">
     <w:nsid w:val="2DDE49AB"/>
     <w:multiLevelType w:val="multilevel"/>
     <w:tmpl w:val="ADE4B5C8"/>
@@ -2964,7 +3382,7 @@
       </w:rPr>
     </w:lvl>
   </w:abstractNum>
-  <w:abstractNum w:abstractNumId="9" w15:restartNumberingAfterBreak="0">
+  <w:abstractNum w:abstractNumId="10" w15:restartNumberingAfterBreak="0">
     <w:nsid w:val="3C833FCD"/>
     <w:multiLevelType w:val="hybridMultilevel"/>
     <w:tmpl w:val="E26AAB06"/>
@@ -3054,7 +3472,7 @@
       </w:pPr>
     </w:lvl>
   </w:abstractNum>
-  <w:abstractNum w:abstractNumId="10" w15:restartNumberingAfterBreak="0">
+  <w:abstractNum w:abstractNumId="11" w15:restartNumberingAfterBreak="0">
     <w:nsid w:val="45B90058"/>
     <w:multiLevelType w:val="multilevel"/>
     <w:tmpl w:val="AD44BF70"/>
@@ -3203,7 +3621,7 @@
       </w:rPr>
     </w:lvl>
   </w:abstractNum>
-  <w:abstractNum w:abstractNumId="11" w15:restartNumberingAfterBreak="0">
+  <w:abstractNum w:abstractNumId="12" w15:restartNumberingAfterBreak="0">
     <w:nsid w:val="47204B34"/>
     <w:multiLevelType w:val="hybridMultilevel"/>
     <w:tmpl w:val="9FDEB2C6"/>
@@ -3293,7 +3711,7 @@
       </w:pPr>
     </w:lvl>
   </w:abstractNum>
-  <w:abstractNum w:abstractNumId="12" w15:restartNumberingAfterBreak="0">
+  <w:abstractNum w:abstractNumId="13" w15:restartNumberingAfterBreak="0">
     <w:nsid w:val="4CD123C4"/>
     <w:multiLevelType w:val="multilevel"/>
     <w:tmpl w:val="7E4A684A"/>
@@ -3406,7 +3824,7 @@
       </w:pPr>
     </w:lvl>
   </w:abstractNum>
-  <w:abstractNum w:abstractNumId="13" w15:restartNumberingAfterBreak="0">
+  <w:abstractNum w:abstractNumId="14" w15:restartNumberingAfterBreak="0">
     <w:nsid w:val="55BD0359"/>
     <w:multiLevelType w:val="multilevel"/>
     <w:tmpl w:val="48A8B6C0"/>
@@ -3555,7 +3973,156 @@
       </w:rPr>
     </w:lvl>
   </w:abstractNum>
-  <w:abstractNum w:abstractNumId="14" w15:restartNumberingAfterBreak="0">
+  <w:abstractNum w:abstractNumId="15" w15:restartNumberingAfterBreak="0">
+    <w:nsid w:val="58C53942"/>
+    <w:multiLevelType w:val="multilevel"/>
+    <w:tmpl w:val="8F484E70"/>
+    <w:lvl w:ilvl="0">
+      <w:start w:val="1"/>
+      <w:numFmt w:val="bullet"/>
+      <w:lvlText w:val=""/>
+      <w:lvlJc w:val="left"/>
+      <w:pPr>
+        <w:tabs>
+          <w:tab w:val="num" w:pos="720"/>
+        </w:tabs>
+        <w:ind w:left="720" w:hanging="360"/>
+      </w:pPr>
+      <w:rPr>
+        <w:rFonts w:ascii="Symbol" w:hAnsi="Symbol" w:hint="default"/>
+        <w:sz w:val="20"/>
+      </w:rPr>
+    </w:lvl>
+    <w:lvl w:ilvl="1" w:tentative="1">
+      <w:start w:val="1"/>
+      <w:numFmt w:val="bullet"/>
+      <w:lvlText w:val="o"/>
+      <w:lvlJc w:val="left"/>
+      <w:pPr>
+        <w:tabs>
+          <w:tab w:val="num" w:pos="1440"/>
+        </w:tabs>
+        <w:ind w:left="1440" w:hanging="360"/>
+      </w:pPr>
+      <w:rPr>
+        <w:rFonts w:ascii="Courier New" w:hAnsi="Courier New" w:hint="default"/>
+        <w:sz w:val="20"/>
+      </w:rPr>
+    </w:lvl>
+    <w:lvl w:ilvl="2" w:tentative="1">
+      <w:start w:val="1"/>
+      <w:numFmt w:val="bullet"/>
+      <w:lvlText w:val=""/>
+      <w:lvlJc w:val="left"/>
+      <w:pPr>
+        <w:tabs>
+          <w:tab w:val="num" w:pos="2160"/>
+        </w:tabs>
+        <w:ind w:left="2160" w:hanging="360"/>
+      </w:pPr>
+      <w:rPr>
+        <w:rFonts w:ascii="Wingdings" w:hAnsi="Wingdings" w:hint="default"/>
+        <w:sz w:val="20"/>
+      </w:rPr>
+    </w:lvl>
+    <w:lvl w:ilvl="3" w:tentative="1">
+      <w:start w:val="1"/>
+      <w:numFmt w:val="bullet"/>
+      <w:lvlText w:val=""/>
+      <w:lvlJc w:val="left"/>
+      <w:pPr>
+        <w:tabs>
+          <w:tab w:val="num" w:pos="2880"/>
+        </w:tabs>
+        <w:ind w:left="2880" w:hanging="360"/>
+      </w:pPr>
+      <w:rPr>
+        <w:rFonts w:ascii="Wingdings" w:hAnsi="Wingdings" w:hint="default"/>
+        <w:sz w:val="20"/>
+      </w:rPr>
+    </w:lvl>
+    <w:lvl w:ilvl="4" w:tentative="1">
+      <w:start w:val="1"/>
+      <w:numFmt w:val="bullet"/>
+      <w:lvlText w:val=""/>
+      <w:lvlJc w:val="left"/>
+      <w:pPr>
+        <w:tabs>
+          <w:tab w:val="num" w:pos="3600"/>
+        </w:tabs>
+        <w:ind w:left="3600" w:hanging="360"/>
+      </w:pPr>
+      <w:rPr>
+        <w:rFonts w:ascii="Wingdings" w:hAnsi="Wingdings" w:hint="default"/>
+        <w:sz w:val="20"/>
+      </w:rPr>
+    </w:lvl>
+    <w:lvl w:ilvl="5" w:tentative="1">
+      <w:start w:val="1"/>
+      <w:numFmt w:val="bullet"/>
+      <w:lvlText w:val=""/>
+      <w:lvlJc w:val="left"/>
+      <w:pPr>
+        <w:tabs>
+          <w:tab w:val="num" w:pos="4320"/>
+        </w:tabs>
+        <w:ind w:left="4320" w:hanging="360"/>
+      </w:pPr>
+      <w:rPr>
+        <w:rFonts w:ascii="Wingdings" w:hAnsi="Wingdings" w:hint="default"/>
+        <w:sz w:val="20"/>
+      </w:rPr>
+    </w:lvl>
+    <w:lvl w:ilvl="6" w:tentative="1">
+      <w:start w:val="1"/>
+      <w:numFmt w:val="bullet"/>
+      <w:lvlText w:val=""/>
+      <w:lvlJc w:val="left"/>
+      <w:pPr>
+        <w:tabs>
+          <w:tab w:val="num" w:pos="5040"/>
+        </w:tabs>
+        <w:ind w:left="5040" w:hanging="360"/>
+      </w:pPr>
+      <w:rPr>
+        <w:rFonts w:ascii="Wingdings" w:hAnsi="Wingdings" w:hint="default"/>
+        <w:sz w:val="20"/>
+      </w:rPr>
+    </w:lvl>
+    <w:lvl w:ilvl="7" w:tentative="1">
+      <w:start w:val="1"/>
+      <w:numFmt w:val="bullet"/>
+      <w:lvlText w:val=""/>
+      <w:lvlJc w:val="left"/>
+      <w:pPr>
+        <w:tabs>
+          <w:tab w:val="num" w:pos="5760"/>
+        </w:tabs>
+        <w:ind w:left="5760" w:hanging="360"/>
+      </w:pPr>
+      <w:rPr>
+        <w:rFonts w:ascii="Wingdings" w:hAnsi="Wingdings" w:hint="default"/>
+        <w:sz w:val="20"/>
+      </w:rPr>
+    </w:lvl>
+    <w:lvl w:ilvl="8" w:tentative="1">
+      <w:start w:val="1"/>
+      <w:numFmt w:val="bullet"/>
+      <w:lvlText w:val=""/>
+      <w:lvlJc w:val="left"/>
+      <w:pPr>
+        <w:tabs>
+          <w:tab w:val="num" w:pos="6480"/>
+        </w:tabs>
+        <w:ind w:left="6480" w:hanging="360"/>
+      </w:pPr>
+      <w:rPr>
+        <w:rFonts w:ascii="Wingdings" w:hAnsi="Wingdings" w:hint="default"/>
+        <w:sz w:val="20"/>
+      </w:rPr>
+    </w:lvl>
+  </w:abstractNum>
+  <w:abstractNum w:abstractNumId="16" w15:restartNumberingAfterBreak="0">
     <w:nsid w:val="5B603D21"/>
     <w:multiLevelType w:val="multilevel"/>
     <w:tmpl w:val="27681634"/>
@@ -3676,7 +4243,156 @@
       </w:rPr>
     </w:lvl>
   </w:abstractNum>
-  <w:abstractNum w:abstractNumId="15" w15:restartNumberingAfterBreak="0">
+  <w:abstractNum w:abstractNumId="17" w15:restartNumberingAfterBreak="0">
+    <w:nsid w:val="60200144"/>
+    <w:multiLevelType w:val="multilevel"/>
+    <w:tmpl w:val="8BBC18F6"/>
+    <w:lvl w:ilvl="0">
+      <w:start w:val="1"/>
+      <w:numFmt w:val="bullet"/>
+      <w:lvlText w:val=""/>
+      <w:lvlJc w:val="left"/>
+      <w:pPr>
+        <w:tabs>
+          <w:tab w:val="num" w:pos="720"/>
+        </w:tabs>
+        <w:ind w:left="720" w:hanging="360"/>
+      </w:pPr>
+      <w:rPr>
+        <w:rFonts w:ascii="Symbol" w:hAnsi="Symbol" w:hint="default"/>
+        <w:sz w:val="20"/>
+      </w:rPr>
+    </w:lvl>
+    <w:lvl w:ilvl="1" w:tentative="1">
+      <w:start w:val="1"/>
+      <w:numFmt w:val="bullet"/>
+      <w:lvlText w:val="o"/>
+      <w:lvlJc w:val="left"/>
+      <w:pPr>
+        <w:tabs>
+          <w:tab w:val="num" w:pos="1440"/>
+        </w:tabs>
+        <w:ind w:left="1440" w:hanging="360"/>
+      </w:pPr>
+      <w:rPr>
+        <w:rFonts w:ascii="Courier New" w:hAnsi="Courier New" w:hint="default"/>
+        <w:sz w:val="20"/>
+      </w:rPr>
+    </w:lvl>
+    <w:lvl w:ilvl="2" w:tentative="1">
+      <w:start w:val="1"/>
+      <w:numFmt w:val="bullet"/>
+      <w:lvlText w:val=""/>
+      <w:lvlJc w:val="left"/>
+      <w:pPr>
+        <w:tabs>
+          <w:tab w:val="num" w:pos="2160"/>
+        </w:tabs>
+        <w:ind w:left="2160" w:hanging="360"/>
+      </w:pPr>
+      <w:rPr>
+        <w:rFonts w:ascii="Wingdings" w:hAnsi="Wingdings" w:hint="default"/>
+        <w:sz w:val="20"/>
+      </w:rPr>
+    </w:lvl>
+    <w:lvl w:ilvl="3" w:tentative="1">
+      <w:start w:val="1"/>
+      <w:numFmt w:val="bullet"/>
+      <w:lvlText w:val=""/>
+      <w:lvlJc w:val="left"/>
+      <w:pPr>
+        <w:tabs>
+          <w:tab w:val="num" w:pos="2880"/>
+        </w:tabs>
+        <w:ind w:left="2880" w:hanging="360"/>
+      </w:pPr>
+      <w:rPr>
+        <w:rFonts w:ascii="Wingdings" w:hAnsi="Wingdings" w:hint="default"/>
+        <w:sz w:val="20"/>
+      </w:rPr>
+    </w:lvl>
+    <w:lvl w:ilvl="4" w:tentative="1">
+      <w:start w:val="1"/>
+      <w:numFmt w:val="bullet"/>
+      <w:lvlText w:val=""/>
+      <w:lvlJc w:val="left"/>
+      <w:pPr>
+        <w:tabs>
+          <w:tab w:val="num" w:pos="3600"/>
+        </w:tabs>
+        <w:ind w:left="3600" w:hanging="360"/>
+      </w:pPr>
+      <w:rPr>
+        <w:rFonts w:ascii="Wingdings" w:hAnsi="Wingdings" w:hint="default"/>
+        <w:sz w:val="20"/>
+      </w:rPr>
+    </w:lvl>
+    <w:lvl w:ilvl="5" w:tentative="1">
+      <w:start w:val="1"/>
+      <w:numFmt w:val="bullet"/>
+      <w:lvlText w:val=""/>
+      <w:lvlJc w:val="left"/>
+      <w:pPr>
+        <w:tabs>
+          <w:tab w:val="num" w:pos="4320"/>
+        </w:tabs>
+        <w:ind w:left="4320" w:hanging="360"/>
+      </w:pPr>
+      <w:rPr>
+        <w:rFonts w:ascii="Wingdings" w:hAnsi="Wingdings" w:hint="default"/>
+        <w:sz w:val="20"/>
+      </w:rPr>
+    </w:lvl>
+    <w:lvl w:ilvl="6" w:tentative="1">
+      <w:start w:val="1"/>
+      <w:numFmt w:val="bullet"/>
+      <w:lvlText w:val=""/>
+      <w:lvlJc w:val="left"/>
+      <w:pPr>
+        <w:tabs>
+          <w:tab w:val="num" w:pos="5040"/>
+        </w:tabs>
+        <w:ind w:left="5040" w:hanging="360"/>
+      </w:pPr>
+      <w:rPr>
+        <w:rFonts w:ascii="Wingdings" w:hAnsi="Wingdings" w:hint="default"/>
+        <w:sz w:val="20"/>
+      </w:rPr>
+    </w:lvl>
+    <w:lvl w:ilvl="7" w:tentative="1">
+      <w:start w:val="1"/>
+      <w:numFmt w:val="bullet"/>
+      <w:lvlText w:val=""/>
+      <w:lvlJc w:val="left"/>
+      <w:pPr>
+        <w:tabs>
+          <w:tab w:val="num" w:pos="5760"/>
+        </w:tabs>
+        <w:ind w:left="5760" w:hanging="360"/>
+      </w:pPr>
+      <w:rPr>
+        <w:rFonts w:ascii="Wingdings" w:hAnsi="Wingdings" w:hint="default"/>
+        <w:sz w:val="20"/>
+      </w:rPr>
+    </w:lvl>
+    <w:lvl w:ilvl="8" w:tentative="1">
+      <w:start w:val="1"/>
+      <w:numFmt w:val="bullet"/>
+      <w:lvlText w:val=""/>
+      <w:lvlJc w:val="left"/>
+      <w:pPr>
+        <w:tabs>
+          <w:tab w:val="num" w:pos="6480"/>
+        </w:tabs>
+        <w:ind w:left="6480" w:hanging="360"/>
+      </w:pPr>
+      <w:rPr>
+        <w:rFonts w:ascii="Wingdings" w:hAnsi="Wingdings" w:hint="default"/>
+        <w:sz w:val="20"/>
+      </w:rPr>
+    </w:lvl>
+  </w:abstractNum>
+  <w:abstractNum w:abstractNumId="18" w15:restartNumberingAfterBreak="0">
     <w:nsid w:val="62D01997"/>
     <w:multiLevelType w:val="multilevel"/>
     <w:tmpl w:val="C1F6920A"/>
@@ -3825,7 +4541,7 @@
       </w:rPr>
     </w:lvl>
   </w:abstractNum>
-  <w:abstractNum w:abstractNumId="16" w15:restartNumberingAfterBreak="0">
+  <w:abstractNum w:abstractNumId="19" w15:restartNumberingAfterBreak="0">
     <w:nsid w:val="68A56272"/>
     <w:multiLevelType w:val="hybridMultilevel"/>
     <w:tmpl w:val="3C005BB0"/>
@@ -3938,7 +4654,7 @@
       </w:rPr>
     </w:lvl>
   </w:abstractNum>
-  <w:abstractNum w:abstractNumId="17" w15:restartNumberingAfterBreak="0">
+  <w:abstractNum w:abstractNumId="20" w15:restartNumberingAfterBreak="0">
     <w:nsid w:val="6EF21422"/>
     <w:multiLevelType w:val="hybridMultilevel"/>
     <w:tmpl w:val="FE9C7164"/>
@@ -4051,7 +4767,7 @@
       </w:rPr>
     </w:lvl>
   </w:abstractNum>
-  <w:abstractNum w:abstractNumId="18" w15:restartNumberingAfterBreak="0">
+  <w:abstractNum w:abstractNumId="21" w15:restartNumberingAfterBreak="0">
     <w:nsid w:val="6F7818BF"/>
     <w:multiLevelType w:val="multilevel"/>
     <w:tmpl w:val="1D54A0B8"/>
@@ -4200,7 +4916,7 @@
       </w:rPr>
     </w:lvl>
   </w:abstractNum>
-  <w:abstractNum w:abstractNumId="19" w15:restartNumberingAfterBreak="0">
+  <w:abstractNum w:abstractNumId="22" w15:restartNumberingAfterBreak="0">
     <w:nsid w:val="709B2E27"/>
     <w:multiLevelType w:val="multilevel"/>
     <w:tmpl w:val="95F69648"/>
@@ -4349,7 +5065,7 @@
       </w:rPr>
     </w:lvl>
   </w:abstractNum>
-  <w:abstractNum w:abstractNumId="20" w15:restartNumberingAfterBreak="0">
+  <w:abstractNum w:abstractNumId="23" w15:restartNumberingAfterBreak="0">
     <w:nsid w:val="771C4E90"/>
     <w:multiLevelType w:val="multilevel"/>
     <w:tmpl w:val="73AACD82"/>
@@ -4498,7 +5214,7 @@
       </w:rPr>
     </w:lvl>
   </w:abstractNum>
-  <w:abstractNum w:abstractNumId="21" w15:restartNumberingAfterBreak="0">
+  <w:abstractNum w:abstractNumId="24" w15:restartNumberingAfterBreak="0">
     <w:nsid w:val="7BDF64A2"/>
     <w:multiLevelType w:val="hybridMultilevel"/>
     <w:tmpl w:val="EEBC2E7C"/>
@@ -4612,14 +5328,21 @@
     </w:lvl>
   </w:abstractNum>
   <w:num w:numId="1" w16cid:durableId="1408379879">
-    <w:abstractNumId w:val="4"/>
+    <w:abstractNumId w:val="5"/>
   </w:num>
   <w:num w:numId="2" w16cid:durableId="1716930985">
-    <w:abstractNumId w:val="4"/>
+    <w:abstractNumId w:val="5"/>
     <w:lvlOverride w:ilvl="0">
       <w:startOverride w:val="1"/>
+      <w:lvl w:ilvl="0">
+        <w:start w:val="1"/>
+        <w:numFmt w:val="decimal"/>
+        <w:lvlText w:val=""/>
+        <w:lvlJc w:val="left"/>
+      </w:lvl>
     </w:lvlOverride>
     <w:lvlOverride w:ilvl="1">
+      <w:startOverride w:val="1"/>
       <w:lvl w:ilvl="1">
         <w:start w:val="1"/>
         <w:numFmt w:val="decimal"/>
@@ -4640,24 +5363,66 @@
     </w:lvlOverride>
     <w:lvlOverride w:ilvl="2">
       <w:startOverride w:val="1"/>
+      <w:lvl w:ilvl="2">
+        <w:start w:val="1"/>
+        <w:numFmt w:val="decimal"/>
+        <w:lvlText w:val=""/>
+        <w:lvlJc w:val="left"/>
+      </w:lvl>
     </w:lvlOverride>
     <w:lvlOverride w:ilvl="3">
       <w:startOverride w:val="1"/>
+      <w:lvl w:ilvl="3">
+        <w:start w:val="1"/>
+        <w:numFmt w:val="decimal"/>
+        <w:lvlText w:val=""/>
+        <w:lvlJc w:val="left"/>
+      </w:lvl>
     </w:lvlOverride>
     <w:lvlOverride w:ilvl="4">
       <w:startOverride w:val="1"/>
+      <w:lvl w:ilvl="4">
+        <w:start w:val="1"/>
+        <w:numFmt w:val="decimal"/>
+        <w:lvlText w:val=""/>
+        <w:lvlJc w:val="left"/>
+      </w:lvl>
     </w:lvlOverride>
     <w:lvlOverride w:ilvl="5">
       <w:startOverride w:val="1"/>
+      <w:lvl w:ilvl="5">
+        <w:start w:val="1"/>
+        <w:numFmt w:val="decimal"/>
+        <w:lvlText w:val=""/>
+        <w:lvlJc w:val="left"/>
+      </w:lvl>
     </w:lvlOverride>
     <w:lvlOverride w:ilvl="6">
       <w:startOverride w:val="1"/>
+      <w:lvl w:ilvl="6">
+        <w:start w:val="1"/>
+        <w:numFmt w:val="decimal"/>
+        <w:lvlText w:val=""/>
+        <w:lvlJc w:val="left"/>
+      </w:lvl>
     </w:lvlOverride>
     <w:lvlOverride w:ilvl="7">
       <w:startOverride w:val="1"/>
+      <w:lvl w:ilvl="7">
+        <w:start w:val="1"/>
+        <w:numFmt w:val="decimal"/>
+        <w:lvlText w:val=""/>
+        <w:lvlJc w:val="left"/>
+      </w:lvl>
     </w:lvlOverride>
     <w:lvlOverride w:ilvl="8">
       <w:startOverride w:val="1"/>
+      <w:lvl w:ilvl="8">
+        <w:start w:val="1"/>
+        <w:numFmt w:val="decimal"/>
+        <w:lvlText w:val=""/>
+        <w:lvlJc w:val="left"/>
+      </w:lvl>
     </w:lvlOverride>
   </w:num>
   <w:num w:numId="3" w16cid:durableId="639963784">
@@ -4691,44 +5456,33 @@
     </w:lvlOverride>
   </w:num>
   <w:num w:numId="4" w16cid:durableId="783037192">
-    <w:abstractNumId w:val="17"/>
-    <w:lvlOverride w:ilvl="0"/>
-    <w:lvlOverride w:ilvl="1"/>
-    <w:lvlOverride w:ilvl="2"/>
-    <w:lvlOverride w:ilvl="3"/>
-    <w:lvlOverride w:ilvl="4"/>
-    <w:lvlOverride w:ilvl="5"/>
-    <w:lvlOverride w:ilvl="6"/>
-    <w:lvlOverride w:ilvl="7"/>
-    <w:lvlOverride w:ilvl="8"/>
+    <w:abstractNumId w:val="20"/>
   </w:num>
   <w:num w:numId="5" w16cid:durableId="530848823">
-    <w:abstractNumId w:val="16"/>
-    <w:lvlOverride w:ilvl="0"/>
-    <w:lvlOverride w:ilvl="1"/>
-    <w:lvlOverride w:ilvl="2"/>
-    <w:lvlOverride w:ilvl="3"/>
-    <w:lvlOverride w:ilvl="4"/>
-    <w:lvlOverride w:ilvl="5"/>
-    <w:lvlOverride w:ilvl="6"/>
-    <w:lvlOverride w:ilvl="7"/>
-    <w:lvlOverride w:ilvl="8"/>
+    <w:abstractNumId w:val="19"/>
   </w:num>
   <w:num w:numId="6" w16cid:durableId="984698452">
-    <w:abstractNumId w:val="7"/>
+    <w:abstractNumId w:val="8"/>
   </w:num>
   <w:num w:numId="7" w16cid:durableId="252786059">
     <w:abstractNumId w:val="0"/>
   </w:num>
   <w:num w:numId="8" w16cid:durableId="1606497801">
-    <w:abstractNumId w:val="14"/>
+    <w:abstractNumId w:val="16"/>
   </w:num>
   <w:num w:numId="9" w16cid:durableId="744693485">
-    <w:abstractNumId w:val="4"/>
+    <w:abstractNumId w:val="5"/>
     <w:lvlOverride w:ilvl="0">
       <w:startOverride w:val="1"/>
+      <w:lvl w:ilvl="0">
+        <w:start w:val="1"/>
+        <w:numFmt w:val="decimal"/>
+        <w:lvlText w:val=""/>
+        <w:lvlJc w:val="left"/>
+      </w:lvl>
     </w:lvlOverride>
     <w:lvlOverride w:ilvl="1">
+      <w:startOverride w:val="1"/>
       <w:lvl w:ilvl="1">
         <w:start w:val="1"/>
         <w:numFmt w:val="decimal"/>
@@ -4749,32 +5503,81 @@
     </w:lvlOverride>
     <w:lvlOverride w:ilvl="2">
       <w:startOverride w:val="1"/>
+      <w:lvl w:ilvl="2">
+        <w:start w:val="1"/>
+        <w:numFmt w:val="decimal"/>
+        <w:lvlText w:val=""/>
+        <w:lvlJc w:val="left"/>
+      </w:lvl>
     </w:lvlOverride>
     <w:lvlOverride w:ilvl="3">
       <w:startOverride w:val="1"/>
+      <w:lvl w:ilvl="3">
+        <w:start w:val="1"/>
+        <w:numFmt w:val="decimal"/>
+        <w:lvlText w:val=""/>
+        <w:lvlJc w:val="left"/>
+      </w:lvl>
     </w:lvlOverride>
     <w:lvlOverride w:ilvl="4">
       <w:startOverride w:val="1"/>
+      <w:lvl w:ilvl="4">
+        <w:start w:val="1"/>
+        <w:numFmt w:val="decimal"/>
+        <w:lvlText w:val=""/>
+        <w:lvlJc w:val="left"/>
+      </w:lvl>
     </w:lvlOverride>
     <w:lvlOverride w:ilvl="5">
       <w:startOverride w:val="1"/>
+      <w:lvl w:ilvl="5">
+        <w:start w:val="1"/>
+        <w:numFmt w:val="decimal"/>
+        <w:lvlText w:val=""/>
+        <w:lvlJc w:val="left"/>
+      </w:lvl>
     </w:lvlOverride>
     <w:lvlOverride w:ilvl="6">
       <w:startOverride w:val="1"/>
+      <w:lvl w:ilvl="6">
+        <w:start w:val="1"/>
+        <w:numFmt w:val="decimal"/>
+        <w:lvlText w:val=""/>
+        <w:lvlJc w:val="left"/>
+      </w:lvl>
     </w:lvlOverride>
     <w:lvlOverride w:ilvl="7">
       <w:startOverride w:val="1"/>
+      <w:lvl w:ilvl="7">
+        <w:start w:val="1"/>
+        <w:numFmt w:val="decimal"/>
+        <w:lvlText w:val=""/>
+        <w:lvlJc w:val="left"/>
+      </w:lvl>
     </w:lvlOverride>
     <w:lvlOverride w:ilvl="8">
       <w:startOverride w:val="1"/>
+      <w:lvl w:ilvl="8">
+        <w:start w:val="1"/>
+        <w:numFmt w:val="decimal"/>
+        <w:lvlText w:val=""/>
+        <w:lvlJc w:val="left"/>
+      </w:lvl>
     </w:lvlOverride>
   </w:num>
   <w:num w:numId="10" w16cid:durableId="901058176">
-    <w:abstractNumId w:val="4"/>
+    <w:abstractNumId w:val="5"/>
     <w:lvlOverride w:ilvl="0">
       <w:startOverride w:val="1"/>
+      <w:lvl w:ilvl="0">
+        <w:start w:val="1"/>
+        <w:numFmt w:val="decimal"/>
+        <w:lvlText w:val=""/>
+        <w:lvlJc w:val="left"/>
+      </w:lvl>
     </w:lvlOverride>
     <w:lvlOverride w:ilvl="1">
+      <w:startOverride w:val="1"/>
       <w:lvl w:ilvl="1">
         <w:start w:val="1"/>
         <w:numFmt w:val="decimal"/>
@@ -4795,28 +5598,70 @@
     </w:lvlOverride>
     <w:lvlOverride w:ilvl="2">
       <w:startOverride w:val="1"/>
+      <w:lvl w:ilvl="2">
+        <w:start w:val="1"/>
+        <w:numFmt w:val="decimal"/>
+        <w:lvlText w:val=""/>
+        <w:lvlJc w:val="left"/>
+      </w:lvl>
     </w:lvlOverride>
     <w:lvlOverride w:ilvl="3">
       <w:startOverride w:val="1"/>
+      <w:lvl w:ilvl="3">
+        <w:start w:val="1"/>
+        <w:numFmt w:val="decimal"/>
+        <w:lvlText w:val=""/>
+        <w:lvlJc w:val="left"/>
+      </w:lvl>
     </w:lvlOverride>
     <w:lvlOverride w:ilvl="4">
       <w:startOverride w:val="1"/>
+      <w:lvl w:ilvl="4">
+        <w:start w:val="1"/>
+        <w:numFmt w:val="decimal"/>
+        <w:lvlText w:val=""/>
+        <w:lvlJc w:val="left"/>
+      </w:lvl>
     </w:lvlOverride>
     <w:lvlOverride w:ilvl="5">
       <w:startOverride w:val="1"/>
+      <w:lvl w:ilvl="5">
+        <w:start w:val="1"/>
+        <w:numFmt w:val="decimal"/>
+        <w:lvlText w:val=""/>
+        <w:lvlJc w:val="left"/>
+      </w:lvl>
     </w:lvlOverride>
     <w:lvlOverride w:ilvl="6">
       <w:startOverride w:val="1"/>
+      <w:lvl w:ilvl="6">
+        <w:start w:val="1"/>
+        <w:numFmt w:val="decimal"/>
+        <w:lvlText w:val=""/>
+        <w:lvlJc w:val="left"/>
+      </w:lvl>
     </w:lvlOverride>
     <w:lvlOverride w:ilvl="7">
       <w:startOverride w:val="1"/>
+      <w:lvl w:ilvl="7">
+        <w:start w:val="1"/>
+        <w:numFmt w:val="decimal"/>
+        <w:lvlText w:val=""/>
+        <w:lvlJc w:val="left"/>
+      </w:lvl>
     </w:lvlOverride>
     <w:lvlOverride w:ilvl="8">
       <w:startOverride w:val="1"/>
+      <w:lvl w:ilvl="8">
+        <w:start w:val="1"/>
+        <w:numFmt w:val="decimal"/>
+        <w:lvlText w:val=""/>
+        <w:lvlJc w:val="left"/>
+      </w:lvl>
     </w:lvlOverride>
   </w:num>
   <w:num w:numId="11" w16cid:durableId="1308392816">
-    <w:abstractNumId w:val="11"/>
+    <w:abstractNumId w:val="12"/>
     <w:lvlOverride w:ilvl="0">
       <w:startOverride w:val="1"/>
     </w:lvlOverride>
@@ -4846,50 +5691,30 @@
     </w:lvlOverride>
   </w:num>
   <w:num w:numId="12" w16cid:durableId="758674003">
-    <w:abstractNumId w:val="8"/>
-    <w:lvlOverride w:ilvl="0"/>
-    <w:lvlOverride w:ilvl="1"/>
-    <w:lvlOverride w:ilvl="2"/>
-    <w:lvlOverride w:ilvl="3"/>
-    <w:lvlOverride w:ilvl="4"/>
-    <w:lvlOverride w:ilvl="5"/>
-    <w:lvlOverride w:ilvl="6"/>
-    <w:lvlOverride w:ilvl="7"/>
-    <w:lvlOverride w:ilvl="8"/>
+    <w:abstractNumId w:val="9"/>
   </w:num>
   <w:num w:numId="13" w16cid:durableId="1122729683">
-    <w:abstractNumId w:val="18"/>
-    <w:lvlOverride w:ilvl="0"/>
-    <w:lvlOverride w:ilvl="1"/>
-    <w:lvlOverride w:ilvl="2"/>
-    <w:lvlOverride w:ilvl="3"/>
-    <w:lvlOverride w:ilvl="4"/>
-    <w:lvlOverride w:ilvl="5"/>
-    <w:lvlOverride w:ilvl="6"/>
-    <w:lvlOverride w:ilvl="7"/>
-    <w:lvlOverride w:ilvl="8"/>
+    <w:abstractNumId w:val="21"/>
   </w:num>
   <w:num w:numId="14" w16cid:durableId="1008408005">
-    <w:abstractNumId w:val="15"/>
-    <w:lvlOverride w:ilvl="0"/>
-    <w:lvlOverride w:ilvl="1"/>
-    <w:lvlOverride w:ilvl="2"/>
-    <w:lvlOverride w:ilvl="3"/>
-    <w:lvlOverride w:ilvl="4"/>
-    <w:lvlOverride w:ilvl="5"/>
-    <w:lvlOverride w:ilvl="6"/>
-    <w:lvlOverride w:ilvl="7"/>
-    <w:lvlOverride w:ilvl="8"/>
+    <w:abstractNumId w:val="18"/>
   </w:num>
   <w:num w:numId="15" w16cid:durableId="594754516">
     <w:abstractNumId w:val="3"/>
   </w:num>
   <w:num w:numId="16" w16cid:durableId="421099177">
-    <w:abstractNumId w:val="4"/>
+    <w:abstractNumId w:val="5"/>
     <w:lvlOverride w:ilvl="0">
       <w:startOverride w:val="1"/>
+      <w:lvl w:ilvl="0">
+        <w:start w:val="1"/>
+        <w:numFmt w:val="decimal"/>
+        <w:lvlText w:val=""/>
+        <w:lvlJc w:val="left"/>
+      </w:lvl>
     </w:lvlOverride>
     <w:lvlOverride w:ilvl="1">
+      <w:startOverride w:val="1"/>
       <w:lvl w:ilvl="1">
         <w:start w:val="1"/>
         <w:numFmt w:val="decimal"/>
@@ -4910,112 +5735,91 @@
     </w:lvlOverride>
     <w:lvlOverride w:ilvl="2">
       <w:startOverride w:val="1"/>
+      <w:lvl w:ilvl="2">
+        <w:start w:val="1"/>
+        <w:numFmt w:val="decimal"/>
+        <w:lvlText w:val=""/>
+        <w:lvlJc w:val="left"/>
+      </w:lvl>
     </w:lvlOverride>
     <w:lvlOverride w:ilvl="3">
       <w:startOverride w:val="1"/>
+      <w:lvl w:ilvl="3">
+        <w:start w:val="1"/>
+        <w:numFmt w:val="decimal"/>
+        <w:lvlText w:val=""/>
+        <w:lvlJc w:val="left"/>
+      </w:lvl>
     </w:lvlOverride>
     <w:lvlOverride w:ilvl="4">
       <w:startOverride w:val="1"/>
+      <w:lvl w:ilvl="4">
+        <w:start w:val="1"/>
+        <w:numFmt w:val="decimal"/>
+        <w:lvlText w:val=""/>
+        <w:lvlJc w:val="left"/>
+      </w:lvl>
     </w:lvlOverride>
     <w:lvlOverride w:ilvl="5">
       <w:startOverride w:val="1"/>
+      <w:lvl w:ilvl="5">
+        <w:start w:val="1"/>
+        <w:numFmt w:val="decimal"/>
+        <w:lvlText w:val=""/>
+        <w:lvlJc w:val="left"/>
+      </w:lvl>
     </w:lvlOverride>
     <w:lvlOverride w:ilvl="6">
       <w:startOverride w:val="1"/>
+      <w:lvl w:ilvl="6">
+        <w:start w:val="1"/>
+        <w:numFmt w:val="decimal"/>
+        <w:lvlText w:val=""/>
+        <w:lvlJc w:val="left"/>
+      </w:lvl>
     </w:lvlOverride>
     <w:lvlOverride w:ilvl="7">
       <w:startOverride w:val="1"/>
+      <w:lvl w:ilvl="7">
+        <w:start w:val="1"/>
+        <w:numFmt w:val="decimal"/>
+        <w:lvlText w:val=""/>
+        <w:lvlJc w:val="left"/>
+      </w:lvl>
     </w:lvlOverride>
     <w:lvlOverride w:ilvl="8">
       <w:startOverride w:val="1"/>
+      <w:lvl w:ilvl="8">
+        <w:start w:val="1"/>
+        <w:numFmt w:val="decimal"/>
+        <w:lvlText w:val=""/>
+        <w:lvlJc w:val="left"/>
+      </w:lvl>
     </w:lvlOverride>
   </w:num>
   <w:num w:numId="17" w16cid:durableId="1153595775">
-    <w:abstractNumId w:val="10"/>
-    <w:lvlOverride w:ilvl="0"/>
-    <w:lvlOverride w:ilvl="1"/>
-    <w:lvlOverride w:ilvl="2"/>
-    <w:lvlOverride w:ilvl="3"/>
-    <w:lvlOverride w:ilvl="4"/>
-    <w:lvlOverride w:ilvl="5"/>
-    <w:lvlOverride w:ilvl="6"/>
-    <w:lvlOverride w:ilvl="7"/>
-    <w:lvlOverride w:ilvl="8"/>
+    <w:abstractNumId w:val="11"/>
   </w:num>
   <w:num w:numId="18" w16cid:durableId="127671192">
-    <w:abstractNumId w:val="19"/>
-    <w:lvlOverride w:ilvl="0"/>
-    <w:lvlOverride w:ilvl="1"/>
-    <w:lvlOverride w:ilvl="2"/>
-    <w:lvlOverride w:ilvl="3"/>
-    <w:lvlOverride w:ilvl="4"/>
-    <w:lvlOverride w:ilvl="5"/>
-    <w:lvlOverride w:ilvl="6"/>
-    <w:lvlOverride w:ilvl="7"/>
-    <w:lvlOverride w:ilvl="8"/>
+    <w:abstractNumId w:val="22"/>
   </w:num>
   <w:num w:numId="19" w16cid:durableId="826556871">
-    <w:abstractNumId w:val="5"/>
-    <w:lvlOverride w:ilvl="0"/>
-    <w:lvlOverride w:ilvl="1"/>
-    <w:lvlOverride w:ilvl="2"/>
-    <w:lvlOverride w:ilvl="3"/>
-    <w:lvlOverride w:ilvl="4"/>
-    <w:lvlOverride w:ilvl="5"/>
-    <w:lvlOverride w:ilvl="6"/>
-    <w:lvlOverride w:ilvl="7"/>
-    <w:lvlOverride w:ilvl="8"/>
+    <w:abstractNumId w:val="6"/>
   </w:num>
   <w:num w:numId="20" w16cid:durableId="654801126">
-    <w:abstractNumId w:val="13"/>
-    <w:lvlOverride w:ilvl="0"/>
-    <w:lvlOverride w:ilvl="1"/>
-    <w:lvlOverride w:ilvl="2"/>
-    <w:lvlOverride w:ilvl="3"/>
-    <w:lvlOverride w:ilvl="4"/>
-    <w:lvlOverride w:ilvl="5"/>
-    <w:lvlOverride w:ilvl="6"/>
-    <w:lvlOverride w:ilvl="7"/>
-    <w:lvlOverride w:ilvl="8"/>
+    <w:abstractNumId w:val="14"/>
   </w:num>
   <w:num w:numId="21" w16cid:durableId="2075352189">
-    <w:abstractNumId w:val="20"/>
-    <w:lvlOverride w:ilvl="0"/>
-    <w:lvlOverride w:ilvl="1"/>
-    <w:lvlOverride w:ilvl="2"/>
-    <w:lvlOverride w:ilvl="3"/>
-    <w:lvlOverride w:ilvl="4"/>
-    <w:lvlOverride w:ilvl="5"/>
-    <w:lvlOverride w:ilvl="6"/>
-    <w:lvlOverride w:ilvl="7"/>
-    <w:lvlOverride w:ilvl="8"/>
+    <w:abstractNumId w:val="23"/>
   </w:num>
   <w:num w:numId="22" w16cid:durableId="1765102102">
-    <w:abstractNumId w:val="6"/>
-    <w:lvlOverride w:ilvl="0"/>
-    <w:lvlOverride w:ilvl="1"/>
-    <w:lvlOverride w:ilvl="2"/>
-    <w:lvlOverride w:ilvl="3"/>
-    <w:lvlOverride w:ilvl="4"/>
-    <w:lvlOverride w:ilvl="5"/>
-    <w:lvlOverride w:ilvl="6"/>
-    <w:lvlOverride w:ilvl="7"/>
-    <w:lvlOverride w:ilvl="8"/>
+    <w:abstractNumId w:val="7"/>
   </w:num>
   <w:num w:numId="23" w16cid:durableId="1650554139">
-    <w:abstractNumId w:val="21"/>
-    <w:lvlOverride w:ilvl="0"/>
-    <w:lvlOverride w:ilvl="1"/>
-    <w:lvlOverride w:ilvl="2"/>
-    <w:lvlOverride w:ilvl="3"/>
-    <w:lvlOverride w:ilvl="4"/>
-    <w:lvlOverride w:ilvl="5"/>
-    <w:lvlOverride w:ilvl="6"/>
-    <w:lvlOverride w:ilvl="7"/>
-    <w:lvlOverride w:ilvl="8"/>
+    <w:abstractNumId w:val="24"/>
   </w:num>
   <w:num w:numId="24" w16cid:durableId="2032754686">
-    <w:abstractNumId w:val="9"/>
+    <w:abstractNumId w:val="10"/>
     <w:lvlOverride w:ilvl="0">
       <w:startOverride w:val="1"/>
     </w:lvlOverride>
@@ -5048,11 +5852,18 @@
     <w:abstractNumId w:val="2"/>
   </w:num>
   <w:num w:numId="26" w16cid:durableId="519053856">
-    <w:abstractNumId w:val="4"/>
+    <w:abstractNumId w:val="5"/>
     <w:lvlOverride w:ilvl="0">
       <w:startOverride w:val="1"/>
+      <w:lvl w:ilvl="0">
+        <w:start w:val="1"/>
+        <w:numFmt w:val="decimal"/>
+        <w:lvlText w:val=""/>
+        <w:lvlJc w:val="left"/>
+      </w:lvl>
     </w:lvlOverride>
     <w:lvlOverride w:ilvl="1">
+      <w:startOverride w:val="1"/>
       <w:lvl w:ilvl="1">
         <w:start w:val="1"/>
         <w:numFmt w:val="decimal"/>
@@ -5073,28 +5884,70 @@
     </w:lvlOverride>
     <w:lvlOverride w:ilvl="2">
       <w:startOverride w:val="1"/>
+      <w:lvl w:ilvl="2">
+        <w:start w:val="1"/>
+        <w:numFmt w:val="decimal"/>
+        <w:lvlText w:val=""/>
+        <w:lvlJc w:val="left"/>
+      </w:lvl>
     </w:lvlOverride>
     <w:lvlOverride w:ilvl="3">
       <w:startOverride w:val="1"/>
+      <w:lvl w:ilvl="3">
+        <w:start w:val="1"/>
+        <w:numFmt w:val="decimal"/>
+        <w:lvlText w:val=""/>
+        <w:lvlJc w:val="left"/>
+      </w:lvl>
     </w:lvlOverride>
     <w:lvlOverride w:ilvl="4">
       <w:startOverride w:val="1"/>
+      <w:lvl w:ilvl="4">
+        <w:start w:val="1"/>
+        <w:numFmt w:val="decimal"/>
+        <w:lvlText w:val=""/>
+        <w:lvlJc w:val="left"/>
+      </w:lvl>
     </w:lvlOverride>
     <w:lvlOverride w:ilvl="5">
       <w:startOverride w:val="1"/>
+      <w:lvl w:ilvl="5">
+        <w:start w:val="1"/>
+        <w:numFmt w:val="decimal"/>
+        <w:lvlText w:val=""/>
+        <w:lvlJc w:val="left"/>
+      </w:lvl>
     </w:lvlOverride>
     <w:lvlOverride w:ilvl="6">
       <w:startOverride w:val="1"/>
+      <w:lvl w:ilvl="6">
+        <w:start w:val="1"/>
+        <w:numFmt w:val="decimal"/>
+        <w:lvlText w:val=""/>
+        <w:lvlJc w:val="left"/>
+      </w:lvl>
     </w:lvlOverride>
     <w:lvlOverride w:ilvl="7">
       <w:startOverride w:val="1"/>
+      <w:lvl w:ilvl="7">
+        <w:start w:val="1"/>
+        <w:numFmt w:val="decimal"/>
+        <w:lvlText w:val=""/>
+        <w:lvlJc w:val="left"/>
+      </w:lvl>
     </w:lvlOverride>
     <w:lvlOverride w:ilvl="8">
       <w:startOverride w:val="1"/>
+      <w:lvl w:ilvl="8">
+        <w:start w:val="1"/>
+        <w:numFmt w:val="decimal"/>
+        <w:lvlText w:val=""/>
+        <w:lvlJc w:val="left"/>
+      </w:lvl>
     </w:lvlOverride>
   </w:num>
   <w:num w:numId="27" w16cid:durableId="1458448050">
-    <w:abstractNumId w:val="12"/>
+    <w:abstractNumId w:val="13"/>
     <w:lvlOverride w:ilvl="0">
       <w:startOverride w:val="1"/>
     </w:lvlOverride>
@@ -5122,6 +5975,15 @@
     <w:lvlOverride w:ilvl="8">
       <w:startOverride w:val="1"/>
     </w:lvlOverride>
+  </w:num>
+  <w:num w:numId="28" w16cid:durableId="1880433177">
+    <w:abstractNumId w:val="17"/>
+  </w:num>
+  <w:num w:numId="29" w16cid:durableId="1864978767">
+    <w:abstractNumId w:val="4"/>
+  </w:num>
+  <w:num w:numId="30" w16cid:durableId="929579354">
+    <w:abstractNumId w:val="15"/>
   </w:num>
 </w:numbering>
 </file>
@@ -6049,6 +6911,17 @@
       </w:numPr>
     </w:pPr>
   </w:style>
+  <w:style w:type="paragraph" w:styleId="NormalWeb">
+    <w:name w:val="Normal (Web)"/>
+    <w:basedOn w:val="Normal"/>
+    <w:uiPriority w:val="99"/>
+    <w:semiHidden/>
+    <w:unhideWhenUsed/>
+    <w:rsid w:val="008A509E"/>
+    <w:rPr>
+      <w:rFonts w:ascii="Times New Roman" w:hAnsi="Times New Roman" w:cs="Times New Roman"/>
+    </w:rPr>
+  </w:style>
 </w:styles>
 </file>
 
